--- a/插件详细手册/17.主菜单/动画转场设计-盒子合并动画.docx
+++ b/插件详细手册/17.主菜单/动画转场设计-盒子合并动画.docx
@@ -61,7 +61,7 @@
           <w:kern w:val="0"/>
           <w:sz w:val="22"/>
         </w:rPr>
-        <w:t>动画转场</w:t>
+        <w:t>盒子合并动画</w:t>
       </w:r>
       <w:r>
         <w:rPr>
@@ -265,6 +265,7 @@
         </w:rPr>
         <w:t>日，作者我在看</w:t>
       </w:r>
+      <w:proofErr w:type="spellStart"/>
       <w:r>
         <w:rPr>
           <w:rFonts w:ascii="Tahoma" w:eastAsia="微软雅黑" w:hAnsi="Tahoma" w:hint="eastAsia"/>
@@ -273,6 +274,7 @@
         </w:rPr>
         <w:t>vtb</w:t>
       </w:r>
+      <w:proofErr w:type="spellEnd"/>
       <w:r>
         <w:rPr>
           <w:rFonts w:ascii="Tahoma" w:eastAsia="微软雅黑" w:hAnsi="Tahoma" w:hint="eastAsia"/>
@@ -644,13 +646,7 @@
         <w:rPr>
           <w:rFonts w:hint="eastAsia"/>
         </w:rPr>
-        <w:t>动画</w:t>
-      </w:r>
-      <w:r>
-        <w:rPr>
-          <w:rFonts w:hint="eastAsia"/>
-        </w:rPr>
-        <w:t>转场</w:t>
+        <w:t>盒子合并动画</w:t>
       </w:r>
       <w:r>
         <w:rPr>
@@ -723,7 +719,7 @@
         <w:adjustRightInd w:val="0"/>
         <w:jc w:val="center"/>
         <w:rPr>
-          <w:rFonts w:ascii="Tahoma" w:eastAsia="微软雅黑" w:hAnsi="Tahoma" w:hint="eastAsia"/>
+          <w:rFonts w:ascii="Tahoma" w:eastAsia="微软雅黑" w:hAnsi="Tahoma"/>
           <w:kern w:val="0"/>
           <w:sz w:val="22"/>
         </w:rPr>
@@ -1233,6 +1229,85 @@
         <w:snapToGrid w:val="0"/>
         <w:jc w:val="left"/>
         <w:rPr>
+          <w:rFonts w:ascii="Tahoma" w:eastAsia="微软雅黑" w:hAnsi="Tahoma"/>
+          <w:kern w:val="0"/>
+          <w:sz w:val="22"/>
+        </w:rPr>
+      </w:pPr>
+      <w:r>
+        <w:rPr>
+          <w:rFonts w:ascii="Tahoma" w:eastAsia="微软雅黑" w:hAnsi="Tahoma" w:hint="eastAsia"/>
+          <w:color w:val="00B050"/>
+          <w:kern w:val="0"/>
+          <w:sz w:val="22"/>
+        </w:rPr>
+        <w:t>动画转场</w:t>
+      </w:r>
+      <w:r>
+        <w:rPr>
+          <w:rFonts w:ascii="Tahoma" w:eastAsia="微软雅黑" w:hAnsi="Tahoma" w:hint="eastAsia"/>
+          <w:color w:val="00B050"/>
+          <w:kern w:val="0"/>
+          <w:sz w:val="22"/>
+        </w:rPr>
+        <w:t>管理层</w:t>
+      </w:r>
+      <w:r>
+        <w:rPr>
+          <w:rFonts w:ascii="Tahoma" w:eastAsia="微软雅黑" w:hAnsi="Tahoma" w:hint="eastAsia"/>
+          <w:kern w:val="0"/>
+          <w:sz w:val="22"/>
+        </w:rPr>
+        <w:t>中，接触</w:t>
+      </w:r>
+      <w:r>
+        <w:rPr>
+          <w:rFonts w:ascii="Tahoma" w:eastAsia="微软雅黑" w:hAnsi="Tahoma" w:hint="eastAsia"/>
+          <w:kern w:val="0"/>
+          <w:sz w:val="22"/>
+        </w:rPr>
+        <w:t>“</w:t>
+      </w:r>
+      <w:r>
+        <w:rPr>
+          <w:rFonts w:ascii="Tahoma" w:eastAsia="微软雅黑" w:hAnsi="Tahoma"/>
+          <w:kern w:val="0"/>
+          <w:sz w:val="22"/>
+        </w:rPr>
+        <w:t>场景装饰的动画转场</w:t>
+      </w:r>
+      <w:r>
+        <w:rPr>
+          <w:rFonts w:ascii="Tahoma" w:eastAsia="微软雅黑" w:hAnsi="Tahoma" w:hint="eastAsia"/>
+          <w:kern w:val="0"/>
+          <w:sz w:val="22"/>
+        </w:rPr>
+        <w:t>”那一横的</w:t>
+      </w:r>
+      <w:r>
+        <w:rPr>
+          <w:rFonts w:ascii="Tahoma" w:eastAsia="微软雅黑" w:hAnsi="Tahoma" w:hint="eastAsia"/>
+          <w:kern w:val="0"/>
+          <w:sz w:val="22"/>
+        </w:rPr>
+        <w:t>事件</w:t>
+      </w:r>
+      <w:r>
+        <w:rPr>
+          <w:rFonts w:ascii="Tahoma" w:eastAsia="微软雅黑" w:hAnsi="Tahoma" w:hint="eastAsia"/>
+          <w:kern w:val="0"/>
+          <w:sz w:val="22"/>
+        </w:rPr>
+        <w:t>，</w:t>
+      </w:r>
+    </w:p>
+    <w:p>
+      <w:pPr>
+        <w:widowControl/>
+        <w:adjustRightInd w:val="0"/>
+        <w:snapToGrid w:val="0"/>
+        <w:jc w:val="left"/>
+        <w:rPr>
           <w:rFonts w:ascii="宋体" w:eastAsia="宋体" w:hAnsi="宋体" w:cs="宋体" w:hint="eastAsia"/>
           <w:kern w:val="0"/>
           <w:sz w:val="24"/>
@@ -1242,28 +1317,10 @@
       <w:r>
         <w:rPr>
           <w:rFonts w:ascii="Tahoma" w:eastAsia="微软雅黑" w:hAnsi="Tahoma" w:hint="eastAsia"/>
-          <w:color w:val="00B050"/>
-          <w:kern w:val="0"/>
-          <w:sz w:val="22"/>
-        </w:rPr>
-        <w:t>动画转场</w:t>
-      </w:r>
-      <w:r>
-        <w:rPr>
-          <w:rFonts w:ascii="Tahoma" w:eastAsia="微软雅黑" w:hAnsi="Tahoma" w:hint="eastAsia"/>
-          <w:color w:val="00B050"/>
-          <w:kern w:val="0"/>
-          <w:sz w:val="22"/>
-        </w:rPr>
-        <w:t>管理层</w:t>
-      </w:r>
-      <w:r>
-        <w:rPr>
-          <w:rFonts w:ascii="Tahoma" w:eastAsia="微软雅黑" w:hAnsi="Tahoma" w:hint="eastAsia"/>
-          <w:kern w:val="0"/>
-          <w:sz w:val="22"/>
-        </w:rPr>
-        <w:t>中，接触下面事件可以直接执行事件指令。</w:t>
+          <w:kern w:val="0"/>
+          <w:sz w:val="22"/>
+        </w:rPr>
+        <w:t>可以直接执行事件指令。</w:t>
       </w:r>
     </w:p>
     <w:p>
@@ -1284,7 +1341,25 @@
           <w:kern w:val="0"/>
           <w:sz w:val="22"/>
         </w:rPr>
-        <w:t>点开事件就能看到实现方法。</w:t>
+        <w:t>点</w:t>
+      </w:r>
+      <w:proofErr w:type="gramStart"/>
+      <w:r>
+        <w:rPr>
+          <w:rFonts w:ascii="Tahoma" w:eastAsia="微软雅黑" w:hAnsi="Tahoma" w:hint="eastAsia"/>
+          <w:kern w:val="0"/>
+          <w:sz w:val="22"/>
+        </w:rPr>
+        <w:t>开事件</w:t>
+      </w:r>
+      <w:proofErr w:type="gramEnd"/>
+      <w:r>
+        <w:rPr>
+          <w:rFonts w:ascii="Tahoma" w:eastAsia="微软雅黑" w:hAnsi="Tahoma" w:hint="eastAsia"/>
+          <w:kern w:val="0"/>
+          <w:sz w:val="22"/>
+        </w:rPr>
+        <w:t>就能看到实现方法。</w:t>
       </w:r>
     </w:p>
     <w:p>
@@ -1595,6 +1670,7 @@
       <w:r>
         <w:rPr>
           <w:rFonts w:ascii="Tahoma" w:eastAsia="微软雅黑" w:hAnsi="Tahoma"/>
+          <w:noProof/>
           <w:kern w:val="0"/>
           <w:sz w:val="22"/>
         </w:rPr>
@@ -1737,7 +1813,7 @@
         <w:snapToGrid w:val="0"/>
         <w:jc w:val="left"/>
         <w:rPr>
-          <w:rFonts w:ascii="Tahoma" w:eastAsia="微软雅黑" w:hAnsi="Tahoma" w:hint="eastAsia"/>
+          <w:rFonts w:ascii="Tahoma" w:eastAsia="微软雅黑" w:hAnsi="Tahoma"/>
           <w:kern w:val="0"/>
           <w:sz w:val="22"/>
         </w:rPr>
@@ -1811,14 +1887,15 @@
         <w:snapToGrid w:val="0"/>
         <w:jc w:val="center"/>
         <w:rPr>
-          <w:rFonts w:ascii="Tahoma" w:eastAsia="微软雅黑" w:hAnsi="Tahoma" w:hint="eastAsia"/>
-          <w:kern w:val="0"/>
-          <w:sz w:val="22"/>
-        </w:rPr>
-      </w:pPr>
-      <w:r>
-        <w:rPr>
-          <w:rFonts w:ascii="Tahoma" w:eastAsia="微软雅黑" w:hAnsi="Tahoma"/>
+          <w:rFonts w:ascii="Tahoma" w:eastAsia="微软雅黑" w:hAnsi="Tahoma"/>
+          <w:kern w:val="0"/>
+          <w:sz w:val="22"/>
+        </w:rPr>
+      </w:pPr>
+      <w:r>
+        <w:rPr>
+          <w:rFonts w:ascii="Tahoma" w:eastAsia="微软雅黑" w:hAnsi="Tahoma"/>
+          <w:noProof/>
           <w:kern w:val="0"/>
           <w:sz w:val="22"/>
         </w:rPr>
@@ -1879,7 +1956,7 @@
         <w:snapToGrid w:val="0"/>
         <w:jc w:val="left"/>
         <w:rPr>
-          <w:rFonts w:ascii="Tahoma" w:eastAsia="微软雅黑" w:hAnsi="Tahoma" w:hint="eastAsia"/>
+          <w:rFonts w:ascii="Tahoma" w:eastAsia="微软雅黑" w:hAnsi="Tahoma"/>
           <w:kern w:val="0"/>
           <w:sz w:val="22"/>
         </w:rPr>
@@ -2018,7 +2095,7 @@
           <v:shape id="_x0000_i1025" type="#_x0000_t75" style="width:396.6pt;height:99.6pt" o:ole="">
             <v:imagedata r:id="rId14" o:title=""/>
           </v:shape>
-          <o:OLEObject Type="Embed" ProgID="Visio.Drawing.15" ShapeID="_x0000_i1025" DrawAspect="Content" ObjectID="_1832261582" r:id="rId15"/>
+          <o:OLEObject Type="Embed" ProgID="Visio.Drawing.15" ShapeID="_x0000_i1025" DrawAspect="Content" ObjectID="_1838120110" r:id="rId15"/>
         </w:object>
       </w:r>
     </w:p>
@@ -2057,7 +2134,25 @@
           <w:kern w:val="0"/>
           <w:sz w:val="22"/>
         </w:rPr>
-        <w:t>所以这里中心锚点需要设置为下图所示。</w:t>
+        <w:t>所以</w:t>
+      </w:r>
+      <w:proofErr w:type="gramStart"/>
+      <w:r>
+        <w:rPr>
+          <w:rFonts w:ascii="Tahoma" w:eastAsia="微软雅黑" w:hAnsi="Tahoma" w:hint="eastAsia"/>
+          <w:kern w:val="0"/>
+          <w:sz w:val="22"/>
+        </w:rPr>
+        <w:t>这里中心锚点</w:t>
+      </w:r>
+      <w:proofErr w:type="gramEnd"/>
+      <w:r>
+        <w:rPr>
+          <w:rFonts w:ascii="Tahoma" w:eastAsia="微软雅黑" w:hAnsi="Tahoma" w:hint="eastAsia"/>
+          <w:kern w:val="0"/>
+          <w:sz w:val="22"/>
+        </w:rPr>
+        <w:t>需要设置为下图所示。</w:t>
       </w:r>
     </w:p>
     <w:p>
@@ -2076,7 +2171,7 @@
           <v:shape id="_x0000_i1026" type="#_x0000_t75" style="width:66pt;height:100.2pt" o:ole="">
             <v:imagedata r:id="rId16" o:title=""/>
           </v:shape>
-          <o:OLEObject Type="Embed" ProgID="Visio.Drawing.15" ShapeID="_x0000_i1026" DrawAspect="Content" ObjectID="_1832261583" r:id="rId17"/>
+          <o:OLEObject Type="Embed" ProgID="Visio.Drawing.15" ShapeID="_x0000_i1026" DrawAspect="Content" ObjectID="_1838120111" r:id="rId17"/>
         </w:object>
       </w:r>
     </w:p>
@@ -3172,6 +3267,7 @@
         </w:rPr>
         <w:t>完成花边后，搬到</w:t>
       </w:r>
+      <w:proofErr w:type="spellStart"/>
       <w:r>
         <w:rPr>
           <w:rFonts w:ascii="Tahoma" w:eastAsia="微软雅黑" w:hAnsi="Tahoma" w:hint="eastAsia"/>
@@ -3180,6 +3276,7 @@
         </w:rPr>
         <w:t>pz</w:t>
       </w:r>
+      <w:proofErr w:type="spellEnd"/>
       <w:r>
         <w:rPr>
           <w:rFonts w:ascii="Tahoma" w:eastAsia="微软雅黑" w:hAnsi="Tahoma" w:hint="eastAsia"/>
@@ -3291,13 +3388,23 @@
         </w:rPr>
         <w:t>注意，资源画成这样，靠下，说明</w:t>
       </w:r>
-      <w:r>
-        <w:rPr>
-          <w:rFonts w:ascii="Tahoma" w:eastAsia="微软雅黑" w:hAnsi="Tahoma" w:hint="eastAsia"/>
-          <w:kern w:val="0"/>
-          <w:sz w:val="22"/>
-        </w:rPr>
-        <w:t>中心锚点为（</w:t>
+      <w:proofErr w:type="gramStart"/>
+      <w:r>
+        <w:rPr>
+          <w:rFonts w:ascii="Tahoma" w:eastAsia="微软雅黑" w:hAnsi="Tahoma" w:hint="eastAsia"/>
+          <w:kern w:val="0"/>
+          <w:sz w:val="22"/>
+        </w:rPr>
+        <w:t>中心锚点为</w:t>
+      </w:r>
+      <w:proofErr w:type="gramEnd"/>
+      <w:r>
+        <w:rPr>
+          <w:rFonts w:ascii="Tahoma" w:eastAsia="微软雅黑" w:hAnsi="Tahoma" w:hint="eastAsia"/>
+          <w:kern w:val="0"/>
+          <w:sz w:val="22"/>
+        </w:rPr>
+        <w:t>（</w:t>
       </w:r>
       <w:r>
         <w:rPr>
@@ -3343,13 +3450,23 @@
         </w:rPr>
         <w:t>如果花边是靠上的，说明</w:t>
       </w:r>
-      <w:r>
-        <w:rPr>
-          <w:rFonts w:ascii="Tahoma" w:eastAsia="微软雅黑" w:hAnsi="Tahoma" w:hint="eastAsia"/>
-          <w:kern w:val="0"/>
-          <w:sz w:val="22"/>
-        </w:rPr>
-        <w:t>中心锚点为（</w:t>
+      <w:proofErr w:type="gramStart"/>
+      <w:r>
+        <w:rPr>
+          <w:rFonts w:ascii="Tahoma" w:eastAsia="微软雅黑" w:hAnsi="Tahoma" w:hint="eastAsia"/>
+          <w:kern w:val="0"/>
+          <w:sz w:val="22"/>
+        </w:rPr>
+        <w:t>中心锚点为</w:t>
+      </w:r>
+      <w:proofErr w:type="gramEnd"/>
+      <w:r>
+        <w:rPr>
+          <w:rFonts w:ascii="Tahoma" w:eastAsia="微软雅黑" w:hAnsi="Tahoma" w:hint="eastAsia"/>
+          <w:kern w:val="0"/>
+          <w:sz w:val="22"/>
+        </w:rPr>
+        <w:t>（</w:t>
       </w:r>
       <w:r>
         <w:rPr>
@@ -3416,7 +3533,7 @@
           <v:shape id="_x0000_i1027" type="#_x0000_t75" style="width:75.6pt;height:115.2pt" o:ole="">
             <v:imagedata r:id="rId16" o:title=""/>
           </v:shape>
-          <o:OLEObject Type="Embed" ProgID="Visio.Drawing.15" ShapeID="_x0000_i1027" DrawAspect="Content" ObjectID="_1832261584" r:id="rId24"/>
+          <o:OLEObject Type="Embed" ProgID="Visio.Drawing.15" ShapeID="_x0000_i1027" DrawAspect="Content" ObjectID="_1838120112" r:id="rId24"/>
         </w:object>
       </w:r>
     </w:p>
@@ -3685,7 +3802,7 @@
           <v:shape id="_x0000_i1028" type="#_x0000_t75" style="width:396.6pt;height:99.6pt" o:ole="">
             <v:imagedata r:id="rId14" o:title=""/>
           </v:shape>
-          <o:OLEObject Type="Embed" ProgID="Visio.Drawing.15" ShapeID="_x0000_i1028" DrawAspect="Content" ObjectID="_1832261585" r:id="rId25"/>
+          <o:OLEObject Type="Embed" ProgID="Visio.Drawing.15" ShapeID="_x0000_i1028" DrawAspect="Content" ObjectID="_1838120113" r:id="rId25"/>
         </w:object>
       </w:r>
     </w:p>
@@ -4857,7 +4974,7 @@
         <w:rPr>
           <w:rFonts w:hint="eastAsia"/>
         </w:rPr>
-        <w:t>动画转场</w:t>
+        <w:t>盒子合并动画</w:t>
       </w:r>
       <w:r>
         <w:rPr>
@@ -4916,7 +5033,7 @@
         <w:snapToGrid w:val="0"/>
         <w:jc w:val="left"/>
         <w:rPr>
-          <w:rFonts w:ascii="Tahoma" w:eastAsia="微软雅黑" w:hAnsi="Tahoma" w:hint="eastAsia"/>
+          <w:rFonts w:ascii="Tahoma" w:eastAsia="微软雅黑" w:hAnsi="Tahoma"/>
           <w:kern w:val="0"/>
           <w:sz w:val="22"/>
         </w:rPr>
@@ -6141,7 +6258,7 @@
           <v:shape id="_x0000_i1029" type="#_x0000_t75" style="width:382.2pt;height:84pt" o:ole="">
             <v:imagedata r:id="rId37" o:title=""/>
           </v:shape>
-          <o:OLEObject Type="Embed" ProgID="Visio.Drawing.15" ShapeID="_x0000_i1029" DrawAspect="Content" ObjectID="_1832261586" r:id="rId38"/>
+          <o:OLEObject Type="Embed" ProgID="Visio.Drawing.15" ShapeID="_x0000_i1029" DrawAspect="Content" ObjectID="_1838120114" r:id="rId38"/>
         </w:object>
       </w:r>
     </w:p>
@@ -6433,6 +6550,7 @@
       </w:rPr>
       <w:t xml:space="preserve">   </w:t>
     </w:r>
+    <w:proofErr w:type="spellStart"/>
     <w:r>
       <w:rPr>
         <w:rFonts w:ascii="微软雅黑" w:eastAsia="微软雅黑" w:hAnsi="微软雅黑"/>
@@ -6440,6 +6558,7 @@
       </w:rPr>
       <w:t>drill_up</w:t>
     </w:r>
+    <w:proofErr w:type="spellEnd"/>
   </w:p>
 </w:hdr>
 </file>
@@ -6915,7 +7034,6 @@
   <w:style w:type="character" w:default="1" w:styleId="a0">
     <w:name w:val="Default Paragraph Font"/>
     <w:uiPriority w:val="1"/>
-    <w:semiHidden/>
     <w:unhideWhenUsed/>
   </w:style>
   <w:style w:type="table" w:default="1" w:styleId="a1">
